--- a/docx_resources/Вечірня-Утреня/В,У - Квітна Тріодь/pascha-1/1-1-ВУ.docx
+++ b/docx_resources/Вечірня-Утреня/В,У - Квітна Тріодь/pascha-1/1-1-ВУ.docx
@@ -1385,6 +1385,7 @@
         <w:rPr>
           <w:rFonts w:ascii="Times New Roman" w:hAnsi="Times New Roman"/>
           <w:sz w:val="24"/>
+          <w:szCs w:val="24"/>
         </w:rPr>
         <w:t>Заступи, спаси, помилуй і охорони нас, Боже, Твоєю благодаттю</w:t>
       </w:r>
@@ -1495,6 +1496,7 @@
           <w:i/>
           <w:color w:val="FF4400"/>
           <w:sz w:val="24"/>
+          <w:szCs w:val="24"/>
         </w:rPr>
         <w:t>Священник:</w:t>
       </w:r>
@@ -1502,6 +1504,7 @@
         <w:rPr>
           <w:rFonts w:ascii="Times New Roman" w:hAnsi="Times New Roman"/>
           <w:sz w:val="24"/>
+          <w:szCs w:val="24"/>
         </w:rPr>
         <w:t xml:space="preserve"> Бо Тобі належить усяка слава, честь і поклоніння, Отцю, і Сину, і Святому Духові, нині, і повсякчас, і на віки віків.</w:t>
       </w:r>
@@ -1615,6 +1618,7 @@
           <w:b/>
           <w:color w:val="000000"/>
           <w:sz w:val="24"/>
+          <w:szCs w:val="24"/>
         </w:rPr>
         <w:t>Го́споди, взива́ю я до Те́бе, ви́слухай мене́.* Ви́слухай мене́, Го́споди.* Го́споди, взива́ю я до Те́бе, ви́слухай мене́.* Почу́й го́лос молі́ння мого́,* коли́ взива́ю до Те́бе.* Ви́слухай мене́, Го́споди.</w:t>
       </w:r>
@@ -1629,6 +1633,7 @@
           <w:b/>
           <w:color w:val="000000"/>
           <w:sz w:val="24"/>
+          <w:szCs w:val="24"/>
         </w:rPr>
         <w:t>Неха́й піднесе́ться моли́тва моя́,* мов кади́ло пе́ред Тобо́ю;* підно́шення рук мої́х,* як же́ртва вечі́рня.* Ви́слухай мене́, Го́споди.</w:t>
       </w:r>
@@ -1640,8 +1645,9 @@
       </w:pPr>
       <w:r>
         <w:rPr>
-          <w:rFonts w:ascii="Times New Roman" w:hAnsi="Times New Roman"/>
-          <w:sz w:val="24"/>
+          <w:rFonts w:ascii="Times New Roman" w:eastAsia="Arial Unicode MS" w:hAnsi="Times New Roman" w:cs="Arial Unicode MS"/>
+          <w:sz w:val="24"/>
+          <w:szCs w:val="24"/>
         </w:rPr>
         <w:t>Поста́в, Го́споди, мої́м уста́м сторо́жу;* до двере́й губ мої́х − ва́рту!</w:t>
       </w:r>
@@ -1655,6 +1661,7 @@
         <w:rPr>
           <w:rFonts w:ascii="Times New Roman" w:hAnsi="Times New Roman"/>
           <w:sz w:val="24"/>
+          <w:szCs w:val="24"/>
         </w:rPr>
         <w:t>Не дай схили́тися се́рцеві моє́му* до чо́гось зло́го.</w:t>
       </w:r>
@@ -1668,6 +1675,7 @@
         <w:rPr>
           <w:rFonts w:ascii="Times New Roman" w:hAnsi="Times New Roman"/>
           <w:sz w:val="24"/>
+          <w:szCs w:val="24"/>
         </w:rPr>
         <w:t>Ані чини́ти лихі́ вчи́нки з людьми́, що тво́рять беззако́ння,* – ні ла́сощів ї́хніх я не хо́чу ї́сти.</w:t>
       </w:r>
@@ -1681,6 +1689,7 @@
         <w:rPr>
           <w:rFonts w:ascii="Times New Roman" w:hAnsi="Times New Roman"/>
           <w:sz w:val="24"/>
+          <w:szCs w:val="24"/>
         </w:rPr>
         <w:t>Неха́й пра́ведник по-до́брому б’є мене́ й виправля́є,* а олі́я грі́шного неха́й не нама́стить голови́ моє́ї.</w:t>
       </w:r>
@@ -1694,26 +1703,21 @@
         <w:rPr>
           <w:rFonts w:ascii="Times New Roman" w:hAnsi="Times New Roman"/>
           <w:sz w:val="24"/>
-        </w:rPr>
-        <w:t>Я все-таки́ моли́тимусь,* незважа́ючи на ї́хн</w:t>
-      </w:r>
-      <w:r>
-        <w:rPr>
-          <w:rFonts w:ascii="Times New Roman" w:hAnsi="Times New Roman"/>
-          <w:sz w:val="24"/>
-        </w:rPr>
-        <w:t>і злі вчи́нки.</w:t>
-      </w:r>
-    </w:p>
-    <w:p>
-      <w:pPr>
-        <w:spacing w:after="120"/>
-        <w:jc w:val="both"/>
-      </w:pPr>
-      <w:r>
-        <w:rPr>
-          <w:rFonts w:ascii="Times New Roman" w:hAnsi="Times New Roman"/>
-          <w:sz w:val="24"/>
+          <w:szCs w:val="24"/>
+        </w:rPr>
+        <w:t>Я все-таки́ моли́тимусь,* незважа́ючи на ї́хні злі вчи́нки.</w:t>
+      </w:r>
+    </w:p>
+    <w:p>
+      <w:pPr>
+        <w:spacing w:after="120"/>
+        <w:jc w:val="both"/>
+      </w:pPr>
+      <w:r>
+        <w:rPr>
+          <w:rFonts w:ascii="Times New Roman" w:hAnsi="Times New Roman"/>
+          <w:sz w:val="24"/>
+          <w:szCs w:val="24"/>
         </w:rPr>
         <w:t>Якщо́ су́ддів ї́хніх ски́нуть в уще́лини ске́лі,* то почу́ють, що слова́ мої́ лю́бі.</w:t>
       </w:r>
@@ -1727,6 +1731,7 @@
         <w:rPr>
           <w:rFonts w:ascii="Times New Roman" w:hAnsi="Times New Roman"/>
           <w:sz w:val="24"/>
+          <w:szCs w:val="24"/>
         </w:rPr>
         <w:t>Немо́вби хтось розби́в і розри́в зе́млю,* розки́дано ї́хні ко́сті пе́ред а́дом.</w:t>
       </w:r>
@@ -1740,26 +1745,21 @@
         <w:rPr>
           <w:rFonts w:ascii="Times New Roman" w:hAnsi="Times New Roman"/>
           <w:sz w:val="24"/>
-        </w:rPr>
-        <w:t>Бо до Те́бе, Го́споди, мій Бо́же, мої́ о́чі;* до Те́бе прибіга́ю, не губи́ д</w:t>
-      </w:r>
-      <w:r>
-        <w:rPr>
-          <w:rFonts w:ascii="Times New Roman" w:hAnsi="Times New Roman"/>
-          <w:sz w:val="24"/>
-        </w:rPr>
-        <w:t>уші́ моє́ї.</w:t>
-      </w:r>
-    </w:p>
-    <w:p>
-      <w:pPr>
-        <w:spacing w:after="120"/>
-        <w:jc w:val="both"/>
-      </w:pPr>
-      <w:r>
-        <w:rPr>
-          <w:rFonts w:ascii="Times New Roman" w:hAnsi="Times New Roman"/>
-          <w:sz w:val="24"/>
+          <w:szCs w:val="24"/>
+        </w:rPr>
+        <w:t>Бо до Те́бе, Го́споди, мій Бо́же, мої́ о́чі;* до Те́бе прибіга́ю, не губи́ душі́ моє́ї.</w:t>
+      </w:r>
+    </w:p>
+    <w:p>
+      <w:pPr>
+        <w:spacing w:after="120"/>
+        <w:jc w:val="both"/>
+      </w:pPr>
+      <w:r>
+        <w:rPr>
+          <w:rFonts w:ascii="Times New Roman" w:hAnsi="Times New Roman"/>
+          <w:sz w:val="24"/>
+          <w:szCs w:val="24"/>
         </w:rPr>
         <w:t>Збережи́ мене́ від пе́тлі, що її́ наста́вили на ме́не,* і від сильця́ тих, що тво́рять беззако́ння.</w:t>
       </w:r>
@@ -1773,7 +1773,9 @@
         <w:rPr>
           <w:rFonts w:ascii="Times New Roman" w:hAnsi="Times New Roman"/>
           <w:sz w:val="24"/>
-        </w:rPr>
+          <w:szCs w:val="24"/>
+        </w:rPr>
+        <w:lastRenderedPageBreak/>
         <w:t>Неха́й грі́шники впаду́ть у вла́сні сі́ті всі ра́зом,* а я пройду́ безпе́чно.</w:t>
       </w:r>
     </w:p>
@@ -1789,6 +1791,7 @@
           <w:i/>
           <w:color w:val="FF0000"/>
           <w:sz w:val="24"/>
+          <w:szCs w:val="24"/>
         </w:rPr>
         <w:t>Псалом 141</w:t>
       </w:r>
@@ -1802,26 +1805,21 @@
         <w:rPr>
           <w:rFonts w:ascii="Times New Roman" w:hAnsi="Times New Roman"/>
           <w:sz w:val="24"/>
-        </w:rPr>
-        <w:t>Я го́лосом мої́м до Го́спода взива́ю,* я го́лосом мої́м</w:t>
-      </w:r>
-      <w:r>
-        <w:rPr>
-          <w:rFonts w:ascii="Times New Roman" w:hAnsi="Times New Roman"/>
-          <w:sz w:val="24"/>
-        </w:rPr>
-        <w:t xml:space="preserve"> до Го́спода молю́ся.</w:t>
-      </w:r>
-    </w:p>
-    <w:p>
-      <w:pPr>
-        <w:spacing w:after="120"/>
-        <w:jc w:val="both"/>
-      </w:pPr>
-      <w:r>
-        <w:rPr>
-          <w:rFonts w:ascii="Times New Roman" w:hAnsi="Times New Roman"/>
-          <w:sz w:val="24"/>
+          <w:szCs w:val="24"/>
+        </w:rPr>
+        <w:t>Я го́лосом мої́м до Го́спода взива́ю,* я го́лосом мої́м до Го́спода молю́ся.</w:t>
+      </w:r>
+    </w:p>
+    <w:p>
+      <w:pPr>
+        <w:spacing w:after="120"/>
+        <w:jc w:val="both"/>
+      </w:pPr>
+      <w:r>
+        <w:rPr>
+          <w:rFonts w:ascii="Times New Roman" w:hAnsi="Times New Roman"/>
+          <w:sz w:val="24"/>
+          <w:szCs w:val="24"/>
         </w:rPr>
         <w:t>Ска́ргу мою́ пе́ред Ним вилива́ю,* мою́ скру́ту Йому́ я виявля́ю.</w:t>
       </w:r>
@@ -1835,6 +1833,7 @@
         <w:rPr>
           <w:rFonts w:ascii="Times New Roman" w:hAnsi="Times New Roman"/>
           <w:sz w:val="24"/>
+          <w:szCs w:val="24"/>
         </w:rPr>
         <w:t>Коли́ триво́житься в мені́ дух мій, Ти знає́ш мою́ сте́жку.* На доро́зі, де я ступа́ю, та́йно розста́вили сильце́ на ме́не.</w:t>
       </w:r>
@@ -1848,26 +1847,21 @@
         <w:rPr>
           <w:rFonts w:ascii="Times New Roman" w:hAnsi="Times New Roman"/>
           <w:sz w:val="24"/>
-        </w:rPr>
-        <w:t>Погля́нь право́руч і подиви́ся:* нема́ ніко́</w:t>
-      </w:r>
-      <w:r>
-        <w:rPr>
-          <w:rFonts w:ascii="Times New Roman" w:hAnsi="Times New Roman"/>
-          <w:sz w:val="24"/>
-        </w:rPr>
-        <w:t>го, хто дбав би за ме́не.</w:t>
-      </w:r>
-    </w:p>
-    <w:p>
-      <w:pPr>
-        <w:spacing w:after="120"/>
-        <w:jc w:val="both"/>
-      </w:pPr>
-      <w:r>
-        <w:rPr>
-          <w:rFonts w:ascii="Times New Roman" w:hAnsi="Times New Roman"/>
-          <w:sz w:val="24"/>
+          <w:szCs w:val="24"/>
+        </w:rPr>
+        <w:t>Погля́нь право́руч і подиви́ся:* нема́ ніко́го, хто дбав би за ме́не.</w:t>
+      </w:r>
+    </w:p>
+    <w:p>
+      <w:pPr>
+        <w:spacing w:after="120"/>
+        <w:jc w:val="both"/>
+      </w:pPr>
+      <w:r>
+        <w:rPr>
+          <w:rFonts w:ascii="Times New Roman" w:hAnsi="Times New Roman"/>
+          <w:sz w:val="24"/>
+          <w:szCs w:val="24"/>
         </w:rPr>
         <w:t>Нема́ куди́ мені́ втіка́ти,* нема́ ніко́го, хто піклува́вся би мно́ю.</w:t>
       </w:r>
@@ -1879,8 +1873,9 @@
       </w:pPr>
       <w:r>
         <w:rPr>
-          <w:rFonts w:ascii="Times New Roman" w:hAnsi="Times New Roman"/>
-          <w:sz w:val="24"/>
+          <w:rFonts w:ascii="Times New Roman" w:eastAsia="Arial Unicode MS" w:hAnsi="Times New Roman" w:cs="Arial Unicode MS"/>
+          <w:sz w:val="24"/>
+          <w:szCs w:val="24"/>
         </w:rPr>
         <w:t>До Те́бе, Го́споди, взива́ю й кажу́:* Ти моє́ прибі́жище, в землі́ живи́х Ти − моя́ до́ля!</w:t>
       </w:r>
@@ -1894,6 +1889,7 @@
         <w:rPr>
           <w:rFonts w:ascii="Times New Roman" w:hAnsi="Times New Roman"/>
           <w:sz w:val="24"/>
+          <w:szCs w:val="24"/>
         </w:rPr>
         <w:t>Зверни́ ува́гу на моє́ блага́ння,* бо я ве́льми неща́сний.</w:t>
       </w:r>
@@ -1907,6 +1903,7 @@
         <w:rPr>
           <w:rFonts w:ascii="Times New Roman" w:hAnsi="Times New Roman"/>
           <w:sz w:val="24"/>
+          <w:szCs w:val="24"/>
         </w:rPr>
         <w:t>Спаси́ мене́ від гони́телів мої́х,* бо вони́ сильні́ші від ме́не.</w:t>
       </w:r>
@@ -1920,6 +1917,7 @@
         <w:rPr>
           <w:rFonts w:ascii="Times New Roman" w:hAnsi="Times New Roman"/>
           <w:sz w:val="24"/>
+          <w:szCs w:val="24"/>
         </w:rPr>
         <w:t>Ви́веди з в’язни́ці мою́ ду́шу,* щоб дя́кувати І́мені Твоє́му.</w:t>
       </w:r>
@@ -1933,6 +1931,7 @@
         <w:rPr>
           <w:rFonts w:ascii="Times New Roman" w:hAnsi="Times New Roman"/>
           <w:sz w:val="24"/>
+          <w:szCs w:val="24"/>
         </w:rPr>
         <w:t>Мене́ обсту́плять пра́ведники,* бо Ти добро́ мені́ вчи́ниш.</w:t>
       </w:r>
@@ -1969,6 +1968,7 @@
         <w:rPr>
           <w:rFonts w:ascii="Times New Roman" w:hAnsi="Times New Roman"/>
           <w:sz w:val="24"/>
+          <w:szCs w:val="24"/>
         </w:rPr>
         <w:t>З глиби́н взива́ю до Те́бе, Го́споди,* Го́споди, почу́й мій го́лос.</w:t>
       </w:r>
@@ -1982,6 +1982,7 @@
         <w:rPr>
           <w:rFonts w:ascii="Times New Roman" w:hAnsi="Times New Roman"/>
           <w:sz w:val="24"/>
+          <w:szCs w:val="24"/>
         </w:rPr>
         <w:t>Неха́й бу́дуть Твої́ ву́ха ува́жні,* до го́лосу бла́гання мого́.</w:t>
       </w:r>
@@ -2086,6 +2087,7 @@
           <w:i/>
           <w:color w:val="FF0000"/>
           <w:sz w:val="24"/>
+          <w:szCs w:val="24"/>
         </w:rPr>
         <w:t>Стих:</w:t>
       </w:r>
@@ -2094,13 +2096,15 @@
           <w:rFonts w:ascii="Times New Roman" w:hAnsi="Times New Roman"/>
           <w:i/>
           <w:sz w:val="24"/>
-        </w:rPr>
-        <w:t xml:space="preserve"> </w:t>
-      </w:r>
-      <w:r>
-        <w:rPr>
-          <w:rFonts w:ascii="Times New Roman" w:hAnsi="Times New Roman"/>
-          <w:sz w:val="24"/>
+          <w:szCs w:val="24"/>
+        </w:rPr>
+        <w:t xml:space="preserve"> </w:t>
+      </w:r>
+      <w:r>
+        <w:rPr>
+          <w:rFonts w:ascii="Times New Roman" w:hAnsi="Times New Roman"/>
+          <w:sz w:val="24"/>
+          <w:szCs w:val="24"/>
           <w:u w:val="single"/>
         </w:rPr>
         <w:t>За́для І́мени Твого́ наді́юсь на Те́бе, Го́споди, наді́ється душа́ моя́ на сло́во Твоє́;* наді́ється душа́ моя́ на Го́спода.</w:t>
@@ -2136,6 +2140,7 @@
           <w:i/>
           <w:color w:val="FF0000"/>
           <w:sz w:val="24"/>
+          <w:szCs w:val="24"/>
         </w:rPr>
         <w:t>Стих:</w:t>
       </w:r>
@@ -2144,13 +2149,15 @@
           <w:rFonts w:ascii="Times New Roman" w:hAnsi="Times New Roman"/>
           <w:i/>
           <w:sz w:val="24"/>
-        </w:rPr>
-        <w:t xml:space="preserve"> </w:t>
-      </w:r>
-      <w:r>
-        <w:rPr>
-          <w:rFonts w:ascii="Times New Roman" w:hAnsi="Times New Roman"/>
-          <w:sz w:val="24"/>
+          <w:szCs w:val="24"/>
+        </w:rPr>
+        <w:t xml:space="preserve"> </w:t>
+      </w:r>
+      <w:r>
+        <w:rPr>
+          <w:rFonts w:ascii="Times New Roman" w:hAnsi="Times New Roman"/>
+          <w:sz w:val="24"/>
+          <w:szCs w:val="24"/>
           <w:u w:val="single"/>
         </w:rPr>
         <w:t>Від ра́нньої сторо́жі до но́чі від ра́нньої сторо́жі* неха́й упова́є Ізра́їль на Го́спода.</w:t>
@@ -2186,6 +2193,7 @@
           <w:i/>
           <w:color w:val="FF0000"/>
           <w:sz w:val="24"/>
+          <w:szCs w:val="24"/>
         </w:rPr>
         <w:t>Стих:</w:t>
       </w:r>
@@ -2194,13 +2202,15 @@
           <w:rFonts w:ascii="Times New Roman" w:hAnsi="Times New Roman"/>
           <w:i/>
           <w:sz w:val="24"/>
-        </w:rPr>
-        <w:t xml:space="preserve"> </w:t>
-      </w:r>
-      <w:r>
-        <w:rPr>
-          <w:rFonts w:ascii="Times New Roman" w:hAnsi="Times New Roman"/>
-          <w:sz w:val="24"/>
+          <w:szCs w:val="24"/>
+        </w:rPr>
+        <w:t xml:space="preserve"> </w:t>
+      </w:r>
+      <w:r>
+        <w:rPr>
+          <w:rFonts w:ascii="Times New Roman" w:hAnsi="Times New Roman"/>
+          <w:sz w:val="24"/>
+          <w:szCs w:val="24"/>
           <w:u w:val="single"/>
         </w:rPr>
         <w:t>Бо в Го́спода ми́лість і відку́плення вели́ке в Ньо́го;* Він ви́зволить Ізра́їля від усьо́го беззако́ння його́.</w:t>
@@ -2259,6 +2269,7 @@
           <w:i/>
           <w:color w:val="FF0000"/>
           <w:sz w:val="24"/>
+          <w:szCs w:val="24"/>
         </w:rPr>
         <w:t>Стих:</w:t>
       </w:r>
@@ -2267,13 +2278,15 @@
           <w:rFonts w:ascii="Times New Roman" w:hAnsi="Times New Roman"/>
           <w:i/>
           <w:sz w:val="24"/>
-        </w:rPr>
-        <w:t xml:space="preserve"> </w:t>
-      </w:r>
-      <w:r>
-        <w:rPr>
-          <w:rFonts w:ascii="Times New Roman" w:hAnsi="Times New Roman"/>
-          <w:sz w:val="24"/>
+          <w:szCs w:val="24"/>
+        </w:rPr>
+        <w:t xml:space="preserve"> </w:t>
+      </w:r>
+      <w:r>
+        <w:rPr>
+          <w:rFonts w:ascii="Times New Roman" w:hAnsi="Times New Roman"/>
+          <w:sz w:val="24"/>
+          <w:szCs w:val="24"/>
           <w:u w:val="single"/>
         </w:rPr>
         <w:t>Хвалі́те Го́спода всі наро́ди!* Прославля́йте Його́ всі лю́ди!</w:t>
@@ -2309,6 +2322,7 @@
           <w:i/>
           <w:color w:val="FF0000"/>
           <w:sz w:val="24"/>
+          <w:szCs w:val="24"/>
         </w:rPr>
         <w:t>Стих:</w:t>
       </w:r>
@@ -2317,13 +2331,15 @@
           <w:rFonts w:ascii="Times New Roman" w:hAnsi="Times New Roman"/>
           <w:i/>
           <w:sz w:val="24"/>
-        </w:rPr>
-        <w:t xml:space="preserve"> </w:t>
-      </w:r>
-      <w:r>
-        <w:rPr>
-          <w:rFonts w:ascii="Times New Roman" w:hAnsi="Times New Roman"/>
-          <w:sz w:val="24"/>
+          <w:szCs w:val="24"/>
+        </w:rPr>
+        <w:t xml:space="preserve"> </w:t>
+      </w:r>
+      <w:r>
+        <w:rPr>
+          <w:rFonts w:ascii="Times New Roman" w:hAnsi="Times New Roman"/>
+          <w:sz w:val="24"/>
+          <w:szCs w:val="24"/>
           <w:u w:val="single"/>
         </w:rPr>
         <w:t>Вели́ке бо до нас Його́ милосе́рдя,* і ві́рність Го́спода пові́ки.</w:t>
@@ -2520,15 +2536,9 @@
         <w:rPr>
           <w:rFonts w:ascii="Times New Roman" w:hAnsi="Times New Roman"/>
           <w:sz w:val="24"/>
-        </w:rPr>
-        <w:t>Благий Людинолюбче Царю, що все благословляєш! Молимось Тобі наполегливо, серцем сокрушеним і духом смиренним:</w:t>
-      </w:r>
-      <w:r>
-        <w:rPr>
-          <w:rFonts w:ascii="Times New Roman" w:hAnsi="Times New Roman"/>
-          <w:sz w:val="24"/>
-        </w:rPr>
-        <w:t xml:space="preserve"> Благослови наші входи і виходи, Христе, істинний Боже наш. Бо прихід Твій і вознесіння, і пожиття з людьми завжди благословенне: нині і повсякчас, і на віки віків. Амінь.</w:t>
+          <w:szCs w:val="24"/>
+        </w:rPr>
+        <w:t>Благий Людинолюбче Царю, що все благословляєш! Молимось Тобі наполегливо, серцем сокрушеним і духом смиренним: Благослови наші входи і виходи, Христе, істинний Боже наш. Бо прихід Твій і вознесіння, і пожиття з людьми завжди благословенне: нині і повсякчас, і на віки віків. Амінь.</w:t>
       </w:r>
     </w:p>
     <w:p>
@@ -2640,6 +2650,7 @@
           <w:i/>
           <w:color w:val="FF0000"/>
           <w:sz w:val="24"/>
+          <w:szCs w:val="24"/>
         </w:rPr>
         <w:t>Вірні:</w:t>
       </w:r>
@@ -2648,13 +2659,15 @@
           <w:rFonts w:ascii="Times New Roman" w:hAnsi="Times New Roman"/>
           <w:color w:val="FF0000"/>
           <w:sz w:val="24"/>
-        </w:rPr>
-        <w:t xml:space="preserve"> </w:t>
-      </w:r>
-      <w:r>
-        <w:rPr>
-          <w:rFonts w:ascii="Times New Roman" w:hAnsi="Times New Roman"/>
-          <w:sz w:val="24"/>
+          <w:szCs w:val="24"/>
+        </w:rPr>
+        <w:t xml:space="preserve"> </w:t>
+      </w:r>
+      <w:r>
+        <w:rPr>
+          <w:rFonts w:ascii="Times New Roman" w:hAnsi="Times New Roman"/>
+          <w:sz w:val="24"/>
+          <w:szCs w:val="24"/>
         </w:rPr>
         <w:t>Сві́тло ти́хе свято́ї сла́ви безсме́ртного Отця́ небе́сного, свято́го, блаже́нного, Ісу́се Хри́сте, дожи́вши до за́ходу со́нця, ба́чивши сві́тло вечі́рнє, сла́вимо Отця́, і Си́на, і Свято́го Ду́ха – Бо́га. Досто́йно є повсякча́с прославля́ти Тебе́ голоса́ми побо́жними, Си́ну Бо́жий, що життя́ дає́ш усьому́ сві́ту, тому́ світ уве́сь сла́вить Тебе́.</w:t>
       </w:r>
@@ -3607,6 +3620,7 @@
         <w:rPr>
           <w:rFonts w:ascii="Times New Roman" w:hAnsi="Times New Roman"/>
           <w:sz w:val="24"/>
+          <w:szCs w:val="24"/>
         </w:rPr>
         <w:t xml:space="preserve">Ще молимось за святішого вселенського Архиєрея Франциска, Папу Римського, за блаженнішого Патріарха нашого Святослава, і за преосвященнішого Митрополита нашого Кир </w:t>
       </w:r>
@@ -3616,6 +3630,7 @@
           <w:i/>
           <w:color w:val="FF0000"/>
           <w:sz w:val="24"/>
+          <w:szCs w:val="24"/>
         </w:rPr>
         <w:t>(ім'я)</w:t>
       </w:r>
@@ -3623,6 +3638,7 @@
         <w:rPr>
           <w:rFonts w:ascii="Times New Roman" w:hAnsi="Times New Roman"/>
           <w:sz w:val="24"/>
+          <w:szCs w:val="24"/>
         </w:rPr>
         <w:t xml:space="preserve">, і за боголюбивого Єпископа нашого Кир </w:t>
       </w:r>
@@ -3632,6 +3648,7 @@
           <w:i/>
           <w:color w:val="FF0000"/>
           <w:sz w:val="24"/>
+          <w:szCs w:val="24"/>
         </w:rPr>
         <w:t>(ім'я)</w:t>
       </w:r>
@@ -3639,6 +3656,7 @@
         <w:rPr>
           <w:rFonts w:ascii="Times New Roman" w:hAnsi="Times New Roman"/>
           <w:sz w:val="24"/>
+          <w:szCs w:val="24"/>
         </w:rPr>
         <w:t xml:space="preserve">, [і за всечесніших отців наших Протоархимандрита </w:t>
       </w:r>
@@ -3648,6 +3666,7 @@
           <w:i/>
           <w:color w:val="FF0000"/>
           <w:sz w:val="24"/>
+          <w:szCs w:val="24"/>
         </w:rPr>
         <w:t>(ім'я)</w:t>
       </w:r>
@@ -3655,6 +3674,7 @@
         <w:rPr>
           <w:rFonts w:ascii="Times New Roman" w:hAnsi="Times New Roman"/>
           <w:sz w:val="24"/>
+          <w:szCs w:val="24"/>
         </w:rPr>
         <w:t xml:space="preserve">, Архимандрита </w:t>
       </w:r>
@@ -3664,6 +3684,7 @@
           <w:i/>
           <w:color w:val="FF0000"/>
           <w:sz w:val="24"/>
+          <w:szCs w:val="24"/>
         </w:rPr>
         <w:t>(ім'я)</w:t>
       </w:r>
@@ -3671,6 +3692,7 @@
         <w:rPr>
           <w:rFonts w:ascii="Times New Roman" w:hAnsi="Times New Roman"/>
           <w:sz w:val="24"/>
+          <w:szCs w:val="24"/>
         </w:rPr>
         <w:t xml:space="preserve">, Протоігумена </w:t>
       </w:r>
@@ -3680,6 +3702,7 @@
           <w:i/>
           <w:color w:val="FF0000"/>
           <w:sz w:val="24"/>
+          <w:szCs w:val="24"/>
         </w:rPr>
         <w:t>(ім'я)</w:t>
       </w:r>
@@ -3687,6 +3710,7 @@
         <w:rPr>
           <w:rFonts w:ascii="Times New Roman" w:hAnsi="Times New Roman"/>
           <w:sz w:val="24"/>
+          <w:szCs w:val="24"/>
         </w:rPr>
         <w:t xml:space="preserve"> й Ігумена </w:t>
       </w:r>
@@ -3696,6 +3720,7 @@
           <w:i/>
           <w:color w:val="FF0000"/>
           <w:sz w:val="24"/>
+          <w:szCs w:val="24"/>
         </w:rPr>
         <w:t>(ім'я)</w:t>
       </w:r>
@@ -3703,6 +3728,7 @@
         <w:rPr>
           <w:rFonts w:ascii="Times New Roman" w:hAnsi="Times New Roman"/>
           <w:sz w:val="24"/>
+          <w:szCs w:val="24"/>
         </w:rPr>
         <w:t>], за тих, що служать і послужили у святому храмі цьому (і в святій обителі цій), і за отців наших духовних, і всіх у Христі братів наших.</w:t>
       </w:r>
@@ -3921,6 +3947,7 @@
           <w:i/>
           <w:color w:val="FF4400"/>
           <w:sz w:val="24"/>
+          <w:szCs w:val="24"/>
         </w:rPr>
         <w:t xml:space="preserve">Священник: </w:t>
       </w:r>
@@ -3928,6 +3955,7 @@
         <w:rPr>
           <w:rFonts w:ascii="Times New Roman" w:hAnsi="Times New Roman"/>
           <w:sz w:val="24"/>
+          <w:szCs w:val="24"/>
         </w:rPr>
         <w:t>Бо милостивий і людинолюбний Бог єси, і Тобі славу возсилаємо, Отцю, і Сину, і Святому Духові, нині, і повсякчас, і на віки віків.</w:t>
       </w:r>
@@ -4289,6 +4317,7 @@
         <w:rPr>
           <w:rFonts w:ascii="Times New Roman" w:hAnsi="Times New Roman"/>
           <w:sz w:val="24"/>
+          <w:szCs w:val="24"/>
         </w:rPr>
         <w:t>Заступи, спаси, помилуй і охорони нас, Боже, Твоєю благодаттю</w:t>
       </w:r>
@@ -4809,6 +4838,7 @@
           <w:i/>
           <w:color w:val="FF0000"/>
           <w:sz w:val="24"/>
+          <w:szCs w:val="24"/>
         </w:rPr>
         <w:t>Священник:</w:t>
       </w:r>
@@ -4817,14 +4847,16 @@
           <w:rFonts w:ascii="Times New Roman" w:hAnsi="Times New Roman"/>
           <w:color w:val="FF0000"/>
           <w:sz w:val="24"/>
-        </w:rPr>
-        <w:t xml:space="preserve"> </w:t>
-      </w:r>
-      <w:r>
-        <w:rPr>
-          <w:rFonts w:ascii="Times New Roman" w:hAnsi="Times New Roman"/>
-          <w:color w:val="000000"/>
-          <w:sz w:val="24"/>
+          <w:szCs w:val="24"/>
+        </w:rPr>
+        <w:t xml:space="preserve"> </w:t>
+      </w:r>
+      <w:r>
+        <w:rPr>
+          <w:rFonts w:ascii="Times New Roman" w:hAnsi="Times New Roman"/>
+          <w:color w:val="000000"/>
+          <w:sz w:val="24"/>
+          <w:szCs w:val="24"/>
         </w:rPr>
         <w:t>Бо Ти – Бог милости, ласк і людинолюбности, і Тобі славу віддаємо, Отцю, і Сину, і Святому Духові, нині, і повсякчас, і на віки віків.</w:t>
       </w:r>
@@ -5048,6 +5080,7 @@
           <w:i/>
           <w:color w:val="FF0000"/>
           <w:sz w:val="24"/>
+          <w:szCs w:val="24"/>
         </w:rPr>
         <w:t>Священник:</w:t>
       </w:r>
@@ -5056,14 +5089,16 @@
           <w:rFonts w:ascii="Times New Roman" w:hAnsi="Times New Roman"/>
           <w:color w:val="FF0000"/>
           <w:sz w:val="24"/>
-        </w:rPr>
-        <w:t xml:space="preserve"> </w:t>
-      </w:r>
-      <w:r>
-        <w:rPr>
-          <w:rFonts w:ascii="Times New Roman" w:hAnsi="Times New Roman"/>
-          <w:color w:val="000000"/>
-          <w:sz w:val="24"/>
+          <w:szCs w:val="24"/>
+        </w:rPr>
+        <w:t xml:space="preserve"> </w:t>
+      </w:r>
+      <w:r>
+        <w:rPr>
+          <w:rFonts w:ascii="Times New Roman" w:hAnsi="Times New Roman"/>
+          <w:color w:val="000000"/>
+          <w:sz w:val="24"/>
+          <w:szCs w:val="24"/>
         </w:rPr>
         <w:t>Нехай буде влада царства Твого благословенна і дуже прославлена: Отця, і Сина, і Святого Духа, нині і повсякчас, і на віки віків.</w:t>
       </w:r>
@@ -5583,6 +5618,31 @@
     </w:p>
     <w:p>
       <w:pPr>
+        <w:widowControl w:val="0"/>
+        <w:spacing w:after="120"/>
+        <w:jc w:val="both"/>
+      </w:pPr>
+      <w:r>
+        <w:rPr>
+          <w:rFonts w:ascii="Times New Roman" w:hAnsi="Times New Roman"/>
+          <w:i/>
+          <w:color w:val="FF0000"/>
+          <w:sz w:val="24"/>
+          <w:szCs w:val="24"/>
+        </w:rPr>
+        <w:t xml:space="preserve">Диякон: </w:t>
+      </w:r>
+      <w:r>
+        <w:rPr>
+          <w:rFonts w:ascii="Times New Roman" w:hAnsi="Times New Roman"/>
+          <w:sz w:val="24"/>
+          <w:szCs w:val="24"/>
+        </w:rPr>
+        <w:t>Премудрість.</w:t>
+      </w:r>
+    </w:p>
+    <w:p>
+      <w:pPr>
         <w:spacing w:after="120"/>
         <w:jc w:val="both"/>
         <w:rPr>
@@ -5743,6 +5803,7 @@
           <w:i/>
           <w:color w:val="FF0000"/>
           <w:sz w:val="24"/>
+          <w:szCs w:val="24"/>
         </w:rPr>
         <w:t>Вірні:</w:t>
       </w:r>
@@ -5750,6 +5811,7 @@
         <w:rPr>
           <w:rFonts w:ascii="Times New Roman" w:hAnsi="Times New Roman"/>
           <w:sz w:val="24"/>
+          <w:szCs w:val="24"/>
         </w:rPr>
         <w:t xml:space="preserve"> </w:t>
       </w:r>
@@ -5758,6 +5820,7 @@
           <w:rFonts w:ascii="Times New Roman" w:hAnsi="Times New Roman"/>
           <w:color w:val="333333"/>
           <w:sz w:val="24"/>
+          <w:szCs w:val="24"/>
         </w:rPr>
         <w:t>Світи́ся, світи́ся, нови́й Єрусали́ме,* сла́ва бо Госпо́дня на то</w:t>
       </w:r>
@@ -5766,6 +5829,7 @@
           <w:rFonts w:ascii="Times New Roman" w:hAnsi="Times New Roman"/>
           <w:color w:val="000000"/>
           <w:sz w:val="24"/>
+          <w:szCs w:val="24"/>
         </w:rPr>
         <w:t>́</w:t>
       </w:r>
@@ -5774,6 +5838,7 @@
           <w:rFonts w:ascii="Times New Roman" w:hAnsi="Times New Roman"/>
           <w:color w:val="333333"/>
           <w:sz w:val="24"/>
+          <w:szCs w:val="24"/>
         </w:rPr>
         <w:t>бі возсія́ла!* Раді́й ни</w:t>
       </w:r>
@@ -5782,6 +5847,7 @@
           <w:rFonts w:ascii="Times New Roman" w:hAnsi="Times New Roman"/>
           <w:color w:val="000000"/>
           <w:sz w:val="24"/>
+          <w:szCs w:val="24"/>
         </w:rPr>
         <w:t>́</w:t>
       </w:r>
@@ -5790,6 +5856,7 @@
           <w:rFonts w:ascii="Times New Roman" w:hAnsi="Times New Roman"/>
           <w:color w:val="333333"/>
           <w:sz w:val="24"/>
+          <w:szCs w:val="24"/>
         </w:rPr>
         <w:t>ні й весели́ся, Сіо́не.* А ти, чи́ста Богоро́дице, втіша́йся воскресі́нням Си́на свого́.</w:t>
       </w:r>
@@ -5805,6 +5872,7 @@
           <w:i/>
           <w:color w:val="FF0000"/>
           <w:sz w:val="24"/>
+          <w:szCs w:val="24"/>
         </w:rPr>
         <w:t>Священник:</w:t>
       </w:r>
@@ -5813,13 +5881,15 @@
           <w:rFonts w:ascii="Times New Roman" w:hAnsi="Times New Roman"/>
           <w:color w:val="FF0000"/>
           <w:sz w:val="24"/>
-        </w:rPr>
-        <w:t xml:space="preserve"> </w:t>
-      </w:r>
-      <w:r>
-        <w:rPr>
-          <w:rFonts w:ascii="Times New Roman" w:hAnsi="Times New Roman"/>
-          <w:sz w:val="24"/>
+          <w:szCs w:val="24"/>
+        </w:rPr>
+        <w:t xml:space="preserve"> </w:t>
+      </w:r>
+      <w:r>
+        <w:rPr>
+          <w:rFonts w:ascii="Times New Roman" w:hAnsi="Times New Roman"/>
+          <w:sz w:val="24"/>
+          <w:szCs w:val="24"/>
         </w:rPr>
         <w:t>Слава тобі, Христе Боже, уповання наше, слава тобі!</w:t>
       </w:r>
@@ -7370,6 +7440,7 @@
         <w:rPr>
           <w:rFonts w:ascii="Times New Roman" w:hAnsi="Times New Roman"/>
           <w:sz w:val="24"/>
+          <w:szCs w:val="24"/>
         </w:rPr>
         <w:t>Заступи, спаси, помилуй і охорони нас, Боже, Твоєю благодаттю</w:t>
       </w:r>
@@ -7480,6 +7551,7 @@
           <w:i/>
           <w:color w:val="FF4400"/>
           <w:sz w:val="24"/>
+          <w:szCs w:val="24"/>
         </w:rPr>
         <w:t>Священник:</w:t>
       </w:r>
@@ -7487,6 +7559,7 @@
         <w:rPr>
           <w:rFonts w:ascii="Times New Roman" w:hAnsi="Times New Roman"/>
           <w:sz w:val="24"/>
+          <w:szCs w:val="24"/>
         </w:rPr>
         <w:t xml:space="preserve"> Бо Тобі належить усяка слава, честь і поклоніння, Отцю, і Сину, і Святому Духові, нині, і повсякчас, і на віки віків.</w:t>
       </w:r>
@@ -8190,6 +8263,7 @@
         <w:rPr>
           <w:rFonts w:ascii="Times New Roman" w:hAnsi="Times New Roman"/>
           <w:sz w:val="24"/>
+          <w:szCs w:val="24"/>
         </w:rPr>
         <w:t>Заступи, спаси, помилуй і охорони нас, Боже, Твоєю благодаттю</w:t>
       </w:r>
@@ -9391,6 +9465,7 @@
         <w:rPr>
           <w:rFonts w:ascii="Times New Roman" w:hAnsi="Times New Roman"/>
           <w:sz w:val="24"/>
+          <w:szCs w:val="24"/>
         </w:rPr>
         <w:t>Заступи, спаси, помилуй і охорони нас, Боже, Твоєю благодаттю</w:t>
       </w:r>
@@ -11031,6 +11106,7 @@
         <w:rPr>
           <w:rFonts w:ascii="Times New Roman" w:hAnsi="Times New Roman"/>
           <w:sz w:val="24"/>
+          <w:szCs w:val="24"/>
         </w:rPr>
         <w:t>Заступи, спаси, помилуй і охорони нас, Боже, Твоєю благодаттю</w:t>
       </w:r>
@@ -12646,6 +12722,7 @@
         <w:rPr>
           <w:rFonts w:ascii="Times New Roman" w:hAnsi="Times New Roman"/>
           <w:sz w:val="24"/>
+          <w:szCs w:val="24"/>
         </w:rPr>
         <w:t xml:space="preserve">Ще молимось за святішого вселенського Архиєрея Франциска, Папу Римського, за блаженнішого Патріарха нашого Святослава, і за преосвященнішого Митрополита нашого Кир </w:t>
       </w:r>
@@ -12655,6 +12732,7 @@
           <w:i/>
           <w:color w:val="FF0000"/>
           <w:sz w:val="24"/>
+          <w:szCs w:val="24"/>
         </w:rPr>
         <w:t>(ім'я)</w:t>
       </w:r>
@@ -12662,6 +12740,7 @@
         <w:rPr>
           <w:rFonts w:ascii="Times New Roman" w:hAnsi="Times New Roman"/>
           <w:sz w:val="24"/>
+          <w:szCs w:val="24"/>
         </w:rPr>
         <w:t xml:space="preserve">, і за боголюбивого Єпископа нашого Кир </w:t>
       </w:r>
@@ -12671,6 +12750,7 @@
           <w:i/>
           <w:color w:val="FF0000"/>
           <w:sz w:val="24"/>
+          <w:szCs w:val="24"/>
         </w:rPr>
         <w:t>(ім'я)</w:t>
       </w:r>
@@ -12678,6 +12758,7 @@
         <w:rPr>
           <w:rFonts w:ascii="Times New Roman" w:hAnsi="Times New Roman"/>
           <w:sz w:val="24"/>
+          <w:szCs w:val="24"/>
         </w:rPr>
         <w:t xml:space="preserve">, [і за всечесніших отців наших Протоархимандрита </w:t>
       </w:r>
@@ -12687,6 +12768,7 @@
           <w:i/>
           <w:color w:val="FF0000"/>
           <w:sz w:val="24"/>
+          <w:szCs w:val="24"/>
         </w:rPr>
         <w:t>(ім'я)</w:t>
       </w:r>
@@ -12694,6 +12776,7 @@
         <w:rPr>
           <w:rFonts w:ascii="Times New Roman" w:hAnsi="Times New Roman"/>
           <w:sz w:val="24"/>
+          <w:szCs w:val="24"/>
         </w:rPr>
         <w:t xml:space="preserve">, Архимандрита </w:t>
       </w:r>
@@ -12703,6 +12786,7 @@
           <w:i/>
           <w:color w:val="FF0000"/>
           <w:sz w:val="24"/>
+          <w:szCs w:val="24"/>
         </w:rPr>
         <w:t>(ім'я)</w:t>
       </w:r>
@@ -12710,6 +12794,7 @@
         <w:rPr>
           <w:rFonts w:ascii="Times New Roman" w:hAnsi="Times New Roman"/>
           <w:sz w:val="24"/>
+          <w:szCs w:val="24"/>
         </w:rPr>
         <w:t xml:space="preserve">, Протоігумена </w:t>
       </w:r>
@@ -12719,6 +12804,7 @@
           <w:i/>
           <w:color w:val="FF0000"/>
           <w:sz w:val="24"/>
+          <w:szCs w:val="24"/>
         </w:rPr>
         <w:t>(ім'я)</w:t>
       </w:r>
@@ -12726,6 +12812,7 @@
         <w:rPr>
           <w:rFonts w:ascii="Times New Roman" w:hAnsi="Times New Roman"/>
           <w:sz w:val="24"/>
+          <w:szCs w:val="24"/>
         </w:rPr>
         <w:t xml:space="preserve"> й Ігумена </w:t>
       </w:r>
@@ -12735,6 +12822,7 @@
           <w:i/>
           <w:color w:val="FF0000"/>
           <w:sz w:val="24"/>
+          <w:szCs w:val="24"/>
         </w:rPr>
         <w:t>(ім'я)</w:t>
       </w:r>
@@ -12742,6 +12830,7 @@
         <w:rPr>
           <w:rFonts w:ascii="Times New Roman" w:hAnsi="Times New Roman"/>
           <w:sz w:val="24"/>
+          <w:szCs w:val="24"/>
         </w:rPr>
         <w:t>], за тих, що служать і послужили у святому храмі цьому (і в святій обителі цій), і за отців наших духовних, і всіх у Христі братів наших.</w:t>
       </w:r>
@@ -12931,6 +13020,7 @@
           <w:i/>
           <w:color w:val="FF4400"/>
           <w:sz w:val="24"/>
+          <w:szCs w:val="24"/>
         </w:rPr>
         <w:t xml:space="preserve">Священник: </w:t>
       </w:r>
@@ -12938,6 +13028,7 @@
         <w:rPr>
           <w:rFonts w:ascii="Times New Roman" w:hAnsi="Times New Roman"/>
           <w:sz w:val="24"/>
+          <w:szCs w:val="24"/>
         </w:rPr>
         <w:t>Бо милостивий і людинолюбний Бог єси, і Тобі славу возсилаємо, Отцю, і Сину, і Святому Духові, нині, і повсякчас, і на віки віків.</w:t>
       </w:r>
@@ -13070,6 +13161,7 @@
         <w:rPr>
           <w:rFonts w:ascii="Times New Roman" w:hAnsi="Times New Roman"/>
           <w:sz w:val="24"/>
+          <w:szCs w:val="24"/>
         </w:rPr>
         <w:t>Заступи, спаси, помилуй і охорони нас, Боже, Твоєю благодаттю</w:t>
       </w:r>
@@ -13575,6 +13667,7 @@
           <w:i/>
           <w:color w:val="FF0000"/>
           <w:sz w:val="24"/>
+          <w:szCs w:val="24"/>
         </w:rPr>
         <w:t>Священник:</w:t>
       </w:r>
@@ -13583,14 +13676,16 @@
           <w:rFonts w:ascii="Times New Roman" w:hAnsi="Times New Roman"/>
           <w:color w:val="FF0000"/>
           <w:sz w:val="24"/>
-        </w:rPr>
-        <w:t xml:space="preserve"> </w:t>
-      </w:r>
-      <w:r>
-        <w:rPr>
-          <w:rFonts w:ascii="Times New Roman" w:hAnsi="Times New Roman"/>
-          <w:color w:val="000000"/>
-          <w:sz w:val="24"/>
+          <w:szCs w:val="24"/>
+        </w:rPr>
+        <w:t xml:space="preserve"> </w:t>
+      </w:r>
+      <w:r>
+        <w:rPr>
+          <w:rFonts w:ascii="Times New Roman" w:hAnsi="Times New Roman"/>
+          <w:color w:val="000000"/>
+          <w:sz w:val="24"/>
+          <w:szCs w:val="24"/>
         </w:rPr>
         <w:t>Бо Ти – Бог милости, ласк і людинолюбности, і Тобі славу віддаємо, Отцю, і Сину, і Святому Духові, нині, і повсякчас, і на віки віків.</w:t>
       </w:r>
@@ -13805,6 +13900,7 @@
           <w:i/>
           <w:color w:val="FF4400"/>
           <w:sz w:val="24"/>
+          <w:szCs w:val="24"/>
         </w:rPr>
         <w:t xml:space="preserve">Священник: </w:t>
       </w:r>
@@ -13813,6 +13909,7 @@
           <w:rFonts w:ascii="Times New Roman" w:hAnsi="Times New Roman"/>
           <w:color w:val="000000"/>
           <w:sz w:val="24"/>
+          <w:szCs w:val="24"/>
         </w:rPr>
         <w:t>Бо до Тебе належить милувати і спасати нас, Боже наш, і Тобі славу віддаємо, Отцю, і Сину, і Святому Духові, нині, і повсякчас, і на віки віків.</w:t>
       </w:r>
@@ -13894,6 +13991,39 @@
     </w:p>
     <w:p>
       <w:pPr>
+        <w:widowControl w:val="0"/>
+        <w:spacing w:after="120"/>
+        <w:jc w:val="both"/>
+        <w:rPr>
+          <w:rFonts w:ascii="Times New Roman" w:hAnsi="Times New Roman"/>
+          <w:b/>
+          <w:i/>
+          <w:color w:val="FF0000"/>
+          <w:sz w:val="24"/>
+          <w:szCs w:val="24"/>
+        </w:rPr>
+      </w:pPr>
+      <w:r>
+        <w:rPr>
+          <w:rFonts w:ascii="Times New Roman" w:hAnsi="Times New Roman"/>
+          <w:i/>
+          <w:color w:val="FF0000"/>
+          <w:sz w:val="24"/>
+          <w:szCs w:val="24"/>
+        </w:rPr>
+        <w:t xml:space="preserve">Диякон: </w:t>
+      </w:r>
+      <w:r>
+        <w:rPr>
+          <w:rFonts w:ascii="Times New Roman" w:hAnsi="Times New Roman"/>
+          <w:sz w:val="24"/>
+          <w:szCs w:val="24"/>
+        </w:rPr>
+        <w:t>Премудрість.</w:t>
+      </w:r>
+    </w:p>
+    <w:p>
+      <w:pPr>
         <w:spacing w:after="120"/>
         <w:jc w:val="both"/>
         <w:rPr>
@@ -14054,6 +14184,7 @@
           <w:i/>
           <w:color w:val="FF0000"/>
           <w:sz w:val="24"/>
+          <w:szCs w:val="24"/>
         </w:rPr>
         <w:t>Вірні:</w:t>
       </w:r>
@@ -14061,6 +14192,7 @@
         <w:rPr>
           <w:rFonts w:ascii="Times New Roman" w:hAnsi="Times New Roman"/>
           <w:sz w:val="24"/>
+          <w:szCs w:val="24"/>
         </w:rPr>
         <w:t xml:space="preserve"> </w:t>
       </w:r>
@@ -14069,6 +14201,7 @@
           <w:rFonts w:ascii="Times New Roman" w:hAnsi="Times New Roman"/>
           <w:color w:val="333333"/>
           <w:sz w:val="24"/>
+          <w:szCs w:val="24"/>
         </w:rPr>
         <w:t>Світи́ся, світи́ся, нови́й Єрусали́ме,* сла́ва бо Госпо́дня на то</w:t>
       </w:r>
@@ -14077,6 +14210,7 @@
           <w:rFonts w:ascii="Times New Roman" w:hAnsi="Times New Roman"/>
           <w:color w:val="000000"/>
           <w:sz w:val="24"/>
+          <w:szCs w:val="24"/>
         </w:rPr>
         <w:t>́</w:t>
       </w:r>
@@ -14085,6 +14219,7 @@
           <w:rFonts w:ascii="Times New Roman" w:hAnsi="Times New Roman"/>
           <w:color w:val="333333"/>
           <w:sz w:val="24"/>
+          <w:szCs w:val="24"/>
         </w:rPr>
         <w:t>бі возсія́ла!* Раді́й ни</w:t>
       </w:r>
@@ -14093,6 +14228,7 @@
           <w:rFonts w:ascii="Times New Roman" w:hAnsi="Times New Roman"/>
           <w:color w:val="000000"/>
           <w:sz w:val="24"/>
+          <w:szCs w:val="24"/>
         </w:rPr>
         <w:t>́</w:t>
       </w:r>
@@ -14101,6 +14237,7 @@
           <w:rFonts w:ascii="Times New Roman" w:hAnsi="Times New Roman"/>
           <w:color w:val="333333"/>
           <w:sz w:val="24"/>
+          <w:szCs w:val="24"/>
         </w:rPr>
         <w:t>ні й весели́ся, Сіо́не.* А ти, чи́ста Богоро́дице, втіша́йся воскресі́нням Си́на свого́.</w:t>
       </w:r>
@@ -14116,6 +14253,7 @@
           <w:i/>
           <w:color w:val="FF0000"/>
           <w:sz w:val="24"/>
+          <w:szCs w:val="24"/>
         </w:rPr>
         <w:t>Священник:</w:t>
       </w:r>
@@ -14124,13 +14262,15 @@
           <w:rFonts w:ascii="Times New Roman" w:hAnsi="Times New Roman"/>
           <w:color w:val="FF0000"/>
           <w:sz w:val="24"/>
-        </w:rPr>
-        <w:t xml:space="preserve"> </w:t>
-      </w:r>
-      <w:r>
-        <w:rPr>
-          <w:rFonts w:ascii="Times New Roman" w:hAnsi="Times New Roman"/>
-          <w:sz w:val="24"/>
+          <w:szCs w:val="24"/>
+        </w:rPr>
+        <w:t xml:space="preserve"> </w:t>
+      </w:r>
+      <w:r>
+        <w:rPr>
+          <w:rFonts w:ascii="Times New Roman" w:hAnsi="Times New Roman"/>
+          <w:sz w:val="24"/>
+          <w:szCs w:val="24"/>
         </w:rPr>
         <w:t>Слава тобі, Христе Боже, уповання наше, слава тобі!</w:t>
       </w:r>
@@ -14859,6 +14999,7 @@
     <w:rPr>
       <w:rFonts w:eastAsia="Times New Roman" w:cs="Times New Roman"/>
       <w:sz w:val="36"/>
+      <w:szCs w:val="36"/>
     </w:rPr>
   </w:style>
   <w:style w:type="paragraph" w:styleId="Heading1">
@@ -15185,6 +15326,8 @@
     </w:pPr>
     <w:rPr>
       <w:rFonts w:ascii="Times New Roman" w:eastAsia="Times New Roman" w:hAnsi="Times New Roman" w:cs="Times New Roman"/>
+      <w:sz w:val="36"/>
+      <w:szCs w:val="36"/>
     </w:rPr>
   </w:style>
   <w:style w:type="paragraph" w:styleId="Subtitle">
@@ -15531,8 +15674,8 @@
 </file>
 
 <file path=customXml/item1.xml><?xml version="1.0" encoding="utf-8"?>
-<go:gDocsCustomXmlDataStorage xmlns:go="http://customooxmlschemas.google.com/" xmlns:r="http://schemas.openxmlformats.org/officeDocument/2006/relationships" uri="GoogleDocsCustomDataVersion1">
-  <go:docsCustomData xmlns:go="http://customooxmlschemas.google.com/" roundtripDataSignature="AMtx7mgrf8GQf/g79OBquCIEk9xdzH38ZQ==">AMUW2mXQAgCVCso5zljfaWPzyaWCCPNRJ223uzgudWziKNJ/gokx421HaihIT2zkpJDDnUr+BNthgXVclVcDcP7wlqi23TzhFgDG1bGX2+wIAqmVj3BQI8aYol5BLegzhP0CNyFHWPmv+7sdeBkJt+ImLqIRLaIP3L0GREwr+3gqNmGQuhzExsE46IAerr6cqnpewwteXuE17H+UC7ptQt+glGAN9ONaJqgr7Xv1UM8UePncVgCJPTsJ9vO69Pob/STwRJ9ZGer51Ffpw+cwm1JleUJz0DVeYcpxmOg/kdjOzC+JAvfg+NUHtc9Cx1nTI0ATRiX9vjvuvNQS4BhRzTHAAjUEuS2TW3jy9Jr6eIRe6fgpMPwUxWNF7IUyekWevpYRljAsqmX9k/ZYgw75VGevIB8IFSPIOrwakcY3WD+449u0uSAGl8vDlfxjsS3f6JQlgv3AmYls</go:docsCustomData>
+<go:gDocsCustomXmlDataStorage xmlns:go="http://customooxmlschemas.google.com/" xmlns:r="http://schemas.openxmlformats.org/officeDocument/2006/relationships" uri="GoogleDocsCustomDataVersion2">
+  <go:docsCustomData xmlns:go="http://customooxmlschemas.google.com/" roundtripDataSignature="AMtx7mgwe5z2aAmveESraTvai7TmN9ChjA==">CgMxLjAaLgoBMBIpCicIB0IjCg9UaW1lcyBOZXcgUm9tYW4SEEFyaWFsIFVuaWNvZGUgTVMaLgoBMRIpCicIB0IjCg9UaW1lcyBOZXcgUm9tYW4SEEFyaWFsIFVuaWNvZGUgTVMaJQoBMhIgCh4IB0IaCg9UaW1lcyBOZXcgUm9tYW4SB0d1bmdzdWgaJQoBMxIgCh4IB0IaCg9UaW1lcyBOZXcgUm9tYW4SB0d1bmdzdWgaJQoBNBIgCh4IB0IaCg9UaW1lcyBOZXcgUm9tYW4SB0d1bmdzdWgyCGguZ2pkZ3hzOAByITF5OGNPM0tlaDV1cUljTXhYVWpCVnFUQ0FsMzZOZnRuUg==</go:docsCustomData>
 </go:gDocsCustomXmlDataStorage>
 </file>
 
